--- a/proyecto_fitoplancton/Como_se_cumplio_cada_punto.docx
+++ b/proyecto_fitoplancton/Como_se_cumplio_cada_punto.docx
@@ -1514,6 +1514,75 @@
           <w:szCs w:val="24"/>
         </w:rPr>
         <w:t xml:space="preserve">entre la época seca y la lluviosa no hay diferencia significativa, con probabilidad de 0,126, y tampoco hay asociación entre la clase de tamaño y la época, con 0,806. Sí hay diferencia entre campañas, con 0,001, incluso entre dos campañas de la misma época seca. Y sí la hay entre zonas, con 0,004, con células de mayor tamaño donde el agua es menos salada. Estos resultados obligaron a reformular la hipótesis del anteproyecto: lo que ordena la estructura de tamaños es el gradiente del canal y la variabilidad interanual, no la alternancia entre épocas.</w:t>
+      </w:r>
+    </w:p>
+    <w:p>
+      <w:pPr>
+        <w:pBdr>
+          <w:bottom w:val="single" w:color="1F3864" w:sz="6"/>
+        </w:pBdr>
+        <w:spacing w:after="60" w:before="360"/>
+      </w:pPr>
+      <w:r>
+        <w:rPr>
+          <w:rFonts w:ascii="Times New Roman" w:cs="Times New Roman" w:eastAsia="Times New Roman" w:hAnsi="Times New Roman"/>
+          <w:b/>
+          <w:bCs/>
+          <w:color w:val="1F3864"/>
+          <w:sz w:val="28"/>
+          <w:szCs w:val="28"/>
+        </w:rPr>
+        <w:t xml:space="preserve">Validación del índice con una medida independiente</w:t>
+      </w:r>
+    </w:p>
+    <w:p>
+      <w:pPr>
+        <w:spacing w:after="130" w:line="300"/>
+        <w:jc w:val="both"/>
+      </w:pPr>
+      <w:r>
+        <w:rPr>
+          <w:rFonts w:ascii="Times New Roman" w:cs="Times New Roman" w:eastAsia="Times New Roman" w:hAnsi="Times New Roman"/>
+          <w:b/>
+          <w:bCs/>
+          <w:color w:val="1F3864"/>
+          <w:sz w:val="24"/>
+          <w:szCs w:val="24"/>
+        </w:rPr>
+        <w:t xml:space="preserve">Procedimiento:  </w:t>
+      </w:r>
+      <w:r>
+        <w:rPr>
+          <w:rFonts w:ascii="Times New Roman" w:cs="Times New Roman" w:eastAsia="Times New Roman" w:hAnsi="Times New Roman"/>
+          <w:sz w:val="24"/>
+          <w:szCs w:val="24"/>
+        </w:rPr>
+        <w:t xml:space="preserve">al revisar a fondo los libros de espectros encontré, en un bloque lateral de la hoja aphy, la concentración de clorofila a de la campaña de época seca de 2021, y comprobé que la hoja del aphy específico es precisamente el cociente entre la absorción del fitoplancton y esa clorofila. Con ese dato calculé el coeficiente de absorción específico a 440 nm, que es la medida clásica del efecto de empaquetamiento celular, y lo contrasté con el índice y con la clasificación por tamaños. Extraje además el reparto de la absorción a 443 nm entre detritus, fitoplancton y materia orgánica disuelta, disponible para todas las campañas.</w:t>
+      </w:r>
+    </w:p>
+    <w:p>
+      <w:pPr>
+        <w:spacing w:after="130" w:line="300"/>
+        <w:jc w:val="both"/>
+      </w:pPr>
+      <w:r>
+        <w:rPr>
+          <w:rFonts w:ascii="Times New Roman" w:cs="Times New Roman" w:eastAsia="Times New Roman" w:hAnsi="Times New Roman"/>
+          <w:b/>
+          <w:bCs/>
+          <w:color w:val="1F3864"/>
+          <w:sz w:val="24"/>
+          <w:szCs w:val="24"/>
+        </w:rPr>
+        <w:t xml:space="preserve">Resultado:  </w:t>
+      </w:r>
+      <w:r>
+        <w:rPr>
+          <w:rFonts w:ascii="Times New Roman" w:cs="Times New Roman" w:eastAsia="Times New Roman" w:hAnsi="Times New Roman"/>
+          <w:sz w:val="24"/>
+          <w:szCs w:val="24"/>
+        </w:rPr>
+        <w:t xml:space="preserve">sobre las 19 estaciones con clorofila que superan el control de calidad, la correlación entre el coeficiente específico y el índice es de 0,789, con probabilidad de 0,0001, y la mediana del coeficiente crece de forma ordenada desde el microfitoplancton, con 0,0786, hasta el picofitoplancton, con 0,2269, diferencia significativa con probabilidad de 0,037. Es exactamente lo que predice la teoría bio óptica y constituye una validación del índice por una vía independiente. En cuanto al reparto de la absorción, en las campañas de época seca dominan el detritus y el fitoplancton, mientras que en la campaña lluviosa de 2023 la materia orgánica disuelta aporta casi la mitad. La campaña lluviosa de 2022 quedó excluida de ese reparto porque su libro repite los valores del aphy en la fila del aCDOM, lo que delata un error de fórmula en el archivo de origen.</w:t>
       </w:r>
     </w:p>
     <w:p>
@@ -2511,7 +2580,7 @@
           <w:sz w:val="24"/>
           <w:szCs w:val="24"/>
         </w:rPr>
-        <w:t xml:space="preserve">•  Los análisis se realizaron con tres de las siete variables ambientales que enumera la metodología. La clorofila a, los nutrientes y los sólidos suspendidos totales no venían en la base entregada, y esa ausencia es la causa directa de que el modelo descriptivo no alcance un ajuste útil. Gestionar esas variables ante el Centro de Investigaciones Oceanográficas e Hidrográficas del Caribe es la acción de mayor prioridad.</w:t>
+        <w:t xml:space="preserve">•  De las siete variables ambientales que enumera la metodología, la base traía tres: temperatura, salinidad y turbidez. La clorofila a estaba también en los libros de espectros, aunque únicamente para la campaña de época seca de 2021, y se aprovechó para validar el índice. Faltan los nutrientes, los sólidos suspendidos totales y la clorofila de las otras cuatro campañas, y esa ausencia es la causa directa de que el modelo descriptivo no alcance un ajuste útil. Gestionar esas variables ante el Centro de Investigaciones Oceanográficas e Hidrográficas del Caribe es la acción de mayor prioridad.</w:t>
       </w:r>
     </w:p>
     <w:p>

--- a/proyecto_fitoplancton/Como_se_cumplio_cada_punto.docx
+++ b/proyecto_fitoplancton/Como_se_cumplio_cada_punto.docx
@@ -1676,7 +1676,7 @@
           <w:sz w:val="24"/>
           <w:szCs w:val="24"/>
         </w:rPr>
-        <w:t xml:space="preserve">el modelo explica menos del diez por ciento de la variabilidad del índice, con un coeficiente de determinación de 0,096, y solo la temperatura resulta significativa. Ante ese resultado decidí no ejecutar la partición, porque entrenar y validar sobre un ajuste tan bajo produce indicadores sin significado. Dejé escrito en la metodología el criterio de respaldo: si con el conjunto ampliado de variables el ajuste no alcanza un coeficiente de 0,4, se optará por un modelo de clasificación de la clase de tamaño dominante, con validación cruzada y matriz de confusión. Esta es una decisión que someto a consideración de la dirección del proyecto.</w:t>
+        <w:t xml:space="preserve">ensayé además un modelo ampliado con las dos variables ópticas de los libros de espectros, la absorción del material no algal y la de la materia orgánica disuelta a 443 nm, que sobre 46 estaciones sube el coeficiente de determinación de 0,119 a 0,262 y deja la materia orgánica disuelta como único término significativo. Aun así, el modelo base explica menos del diez por ciento de la variabilidad del índice, con un coeficiente de determinación de 0,096, y solo la temperatura resulta significativa. Ante ese resultado decidí no ejecutar la partición, porque entrenar y validar sobre un ajuste tan bajo produce indicadores sin significado. Dejé escrito en la metodología el criterio de respaldo: si con el conjunto ampliado de variables el ajuste no alcanza un coeficiente de 0,4, se optará por un modelo de clasificación de la clase de tamaño dominante, con validación cruzada y matriz de confusión. Esta es una decisión que someto a consideración de la dirección del proyecto.</w:t>
       </w:r>
     </w:p>
     <w:p>
